--- a/eng/docx/004.content.docx
+++ b/eng/docx/004.content.docx
@@ -369,7 +369,19 @@
         <w:rPr>
           <w:lang w:val="en_US" w:bidi="en_US"/>
         </w:rPr>
-        <w:t>(Translation suggestions: How to Translate Names)</w:t>
+        <w:t xml:space="preserve">(Translation suggestions: </w:t>
+      </w:r>
+      <w:r>
+        <w:rPr>
+          <w:lang w:val="en_US" w:bidi="en_US"/>
+        </w:rPr>
+        <w:t>How to Translate Names</w:t>
+      </w:r>
+      <w:r>
+        <w:rPr>
+          <w:lang w:val="en_US" w:bidi="en_US"/>
+        </w:rPr>
+        <w:t>)</w:t>
       </w:r>
       <w:r>
         <w:rPr>
@@ -811,7 +823,19 @@
         <w:rPr>
           <w:lang w:val="en_US" w:bidi="en_US"/>
         </w:rPr>
-        <w:t>(Translation suggestions: How to Translate Names)</w:t>
+        <w:t xml:space="preserve">(Translation suggestions: </w:t>
+      </w:r>
+      <w:r>
+        <w:rPr>
+          <w:lang w:val="en_US" w:bidi="en_US"/>
+        </w:rPr>
+        <w:t>How to Translate Names</w:t>
+      </w:r>
+      <w:r>
+        <w:rPr>
+          <w:lang w:val="en_US" w:bidi="en_US"/>
+        </w:rPr>
+        <w:t>)</w:t>
       </w:r>
       <w:r>
         <w:rPr>
@@ -1287,7 +1311,19 @@
         <w:rPr>
           <w:lang w:val="en_US" w:bidi="en_US"/>
         </w:rPr>
-        <w:t>(Translation suggestions: How to Translate Names)</w:t>
+        <w:t xml:space="preserve">(Translation suggestions: </w:t>
+      </w:r>
+      <w:r>
+        <w:rPr>
+          <w:lang w:val="en_US" w:bidi="en_US"/>
+        </w:rPr>
+        <w:t>How to Translate Names</w:t>
+      </w:r>
+      <w:r>
+        <w:rPr>
+          <w:lang w:val="en_US" w:bidi="en_US"/>
+        </w:rPr>
+        <w:t>)</w:t>
       </w:r>
       <w:r>
         <w:rPr>
@@ -1659,7 +1695,19 @@
         <w:rPr>
           <w:lang w:val="en_US" w:bidi="en_US"/>
         </w:rPr>
-        <w:t>(Translation suggestions: How to Translate Names)</w:t>
+        <w:t xml:space="preserve">(Translation suggestions: </w:t>
+      </w:r>
+      <w:r>
+        <w:rPr>
+          <w:lang w:val="en_US" w:bidi="en_US"/>
+        </w:rPr>
+        <w:t>How to Translate Names</w:t>
+      </w:r>
+      <w:r>
+        <w:rPr>
+          <w:lang w:val="en_US" w:bidi="en_US"/>
+        </w:rPr>
+        <w:t>)</w:t>
       </w:r>
       <w:r>
         <w:rPr>
@@ -2113,7 +2161,19 @@
         <w:rPr>
           <w:lang w:val="en_US" w:bidi="en_US"/>
         </w:rPr>
-        <w:t>(Translation suggestions: How to Translate Names)</w:t>
+        <w:t xml:space="preserve">(Translation suggestions: </w:t>
+      </w:r>
+      <w:r>
+        <w:rPr>
+          <w:lang w:val="en_US" w:bidi="en_US"/>
+        </w:rPr>
+        <w:t>How to Translate Names</w:t>
+      </w:r>
+      <w:r>
+        <w:rPr>
+          <w:lang w:val="en_US" w:bidi="en_US"/>
+        </w:rPr>
+        <w:t>)</w:t>
       </w:r>
       <w:r>
         <w:rPr>
@@ -6872,7 +6932,19 @@
         <w:rPr>
           <w:lang w:val="en_US" w:bidi="en_US"/>
         </w:rPr>
-        <w:t>(See also: How to Translate Unknowns)</w:t>
+        <w:t xml:space="preserve">(See also: </w:t>
+      </w:r>
+      <w:r>
+        <w:rPr>
+          <w:lang w:val="en_US" w:bidi="en_US"/>
+        </w:rPr>
+        <w:t>How to Translate Unknowns</w:t>
+      </w:r>
+      <w:r>
+        <w:rPr>
+          <w:lang w:val="en_US" w:bidi="en_US"/>
+        </w:rPr>
+        <w:t>)</w:t>
       </w:r>
       <w:r>
         <w:rPr>
@@ -8154,7 +8226,19 @@
         <w:rPr>
           <w:lang w:val="en_US" w:bidi="en_US"/>
         </w:rPr>
-        <w:t>(Translation suggestions: Translate Names)</w:t>
+        <w:t xml:space="preserve">(Translation suggestions: </w:t>
+      </w:r>
+      <w:r>
+        <w:rPr>
+          <w:lang w:val="en_US" w:bidi="en_US"/>
+        </w:rPr>
+        <w:t>Translate Names</w:t>
+      </w:r>
+      <w:r>
+        <w:rPr>
+          <w:lang w:val="en_US" w:bidi="en_US"/>
+        </w:rPr>
+        <w:t>)</w:t>
       </w:r>
       <w:r>
         <w:rPr>
@@ -9427,7 +9511,19 @@
         <w:rPr>
           <w:lang w:val="en_US" w:bidi="en_US"/>
         </w:rPr>
-        <w:t>Also consider how the term “demon” is translated in a local or national language. (See: How to Translate Unknowns)</w:t>
+        <w:t xml:space="preserve">Also consider how the term “demon” is translated in a local or national language. (See: </w:t>
+      </w:r>
+      <w:r>
+        <w:rPr>
+          <w:lang w:val="en_US" w:bidi="en_US"/>
+        </w:rPr>
+        <w:t>How to Translate Unknowns</w:t>
+      </w:r>
+      <w:r>
+        <w:rPr>
+          <w:lang w:val="en_US" w:bidi="en_US"/>
+        </w:rPr>
+        <w:t>)</w:t>
       </w:r>
       <w:r>
         <w:rPr>
@@ -18956,7 +19052,19 @@
         <w:rPr>
           <w:lang w:val="en_US" w:bidi="en_US"/>
         </w:rPr>
-        <w:t>(See also: How to Translate Unknowns)</w:t>
+        <w:t xml:space="preserve">(See also: </w:t>
+      </w:r>
+      <w:r>
+        <w:rPr>
+          <w:lang w:val="en_US" w:bidi="en_US"/>
+        </w:rPr>
+        <w:t>How to Translate Unknowns</w:t>
+      </w:r>
+      <w:r>
+        <w:rPr>
+          <w:lang w:val="en_US" w:bidi="en_US"/>
+        </w:rPr>
+        <w:t>)</w:t>
       </w:r>
       <w:r>
         <w:rPr>
@@ -20063,7 +20171,19 @@
         <w:rPr>
           <w:lang w:val="en_US" w:bidi="en_US"/>
         </w:rPr>
-        <w:t>(See also: How to Translate Unknowns)</w:t>
+        <w:t xml:space="preserve">(See also: </w:t>
+      </w:r>
+      <w:r>
+        <w:rPr>
+          <w:lang w:val="en_US" w:bidi="en_US"/>
+        </w:rPr>
+        <w:t>How to Translate Unknowns</w:t>
+      </w:r>
+      <w:r>
+        <w:rPr>
+          <w:lang w:val="en_US" w:bidi="en_US"/>
+        </w:rPr>
+        <w:t>)</w:t>
       </w:r>
       <w:r>
         <w:rPr>
